--- a/Dynamics of Cosmic Filaments.docx
+++ b/Dynamics of Cosmic Filaments.docx
@@ -1219,7 +1219,7 @@
       </w:r>
       <w:r>
         <w:drawing>
-          <wp:inline xmlns:wp14="http://schemas.microsoft.com/office/word/2010/wordprocessingDrawing" wp14:editId="59E39637" wp14:anchorId="43A7C863">
+          <wp:inline xmlns:wp14="http://schemas.microsoft.com/office/word/2010/wordprocessingDrawing" wp14:editId="392EB6F0" wp14:anchorId="43A7C863">
             <wp:extent cx="1390650" cy="457200"/>
             <wp:effectExtent l="0" t="0" r="0" b="0"/>
             <wp:docPr id="246242463" name="drawing"/>
@@ -1700,7 +1700,7 @@
       </w:pPr>
       <w:r>
         <w:drawing>
-          <wp:inline xmlns:wp14="http://schemas.microsoft.com/office/word/2010/wordprocessingDrawing" wp14:editId="64D7D0FF" wp14:anchorId="694148CF">
+          <wp:inline xmlns:wp14="http://schemas.microsoft.com/office/word/2010/wordprocessingDrawing" wp14:editId="5A38BC9A" wp14:anchorId="694148CF">
             <wp:extent cx="6372998" cy="4735492"/>
             <wp:effectExtent l="0" t="0" r="0" b="0"/>
             <wp:docPr id="1583664923" name="drawing"/>
@@ -1882,7 +1882,7 @@
       </w:pPr>
       <w:r>
         <w:drawing>
-          <wp:inline wp14:editId="53DC910A" wp14:anchorId="106F4402">
+          <wp:inline wp14:editId="1E204B71" wp14:anchorId="106F4402">
             <wp:extent cx="6858000" cy="5353050"/>
             <wp:effectExtent l="0" t="0" r="0" b="0"/>
             <wp:docPr id="1727951235" name="drawing"/>
@@ -2248,7 +2248,7 @@
       </w:pPr>
       <w:r>
         <w:drawing>
-          <wp:inline wp14:editId="5E497D79" wp14:anchorId="674CA124">
+          <wp:inline wp14:editId="77D1C7FC" wp14:anchorId="674CA124">
             <wp:extent cx="6777789" cy="3050005"/>
             <wp:effectExtent l="0" t="0" r="0" b="0"/>
             <wp:docPr id="429168955" name="drawing"/>
@@ -2590,7 +2590,7 @@
       </w:pPr>
       <w:r>
         <w:drawing>
-          <wp:inline wp14:editId="1DAA1F33" wp14:anchorId="548793CE">
+          <wp:inline wp14:editId="7C9971BA" wp14:anchorId="548793CE">
             <wp:extent cx="6858000" cy="2190750"/>
             <wp:effectExtent l="0" t="0" r="0" b="0"/>
             <wp:docPr id="256382916" name="drawing"/>
@@ -2791,7 +2791,7 @@
       </w:pPr>
       <w:r>
         <w:drawing>
-          <wp:inline wp14:editId="5B5D3ADA" wp14:anchorId="509AB2D3">
+          <wp:inline wp14:editId="24CE8950" wp14:anchorId="509AB2D3">
             <wp:extent cx="6261738" cy="4470184"/>
             <wp:effectExtent l="0" t="0" r="0" b="0"/>
             <wp:docPr id="1143771950" name="drawing"/>
@@ -2841,7 +2841,7 @@
       </w:pPr>
       <w:r>
         <w:drawing>
-          <wp:inline wp14:editId="3858A68B" wp14:anchorId="2265C76E">
+          <wp:inline wp14:editId="6B876663" wp14:anchorId="2265C76E">
             <wp:extent cx="6132243" cy="3032053"/>
             <wp:effectExtent l="0" t="0" r="0" b="0"/>
             <wp:docPr id="1720057804" name="drawing"/>
@@ -3094,7 +3094,7 @@
       </w:pPr>
       <w:r>
         <w:drawing>
-          <wp:inline wp14:editId="79A7B4FE" wp14:anchorId="200CC175">
+          <wp:inline wp14:editId="485D8C06" wp14:anchorId="200CC175">
             <wp:extent cx="6858000" cy="1762125"/>
             <wp:effectExtent l="0" t="0" r="0" b="0"/>
             <wp:docPr id="59627921" name="drawing"/>
@@ -5030,6 +5030,19 @@
           <w:lang w:val="en-US"/>
         </w:rPr>
       </w:pPr>
+    </w:p>
+    <w:p>
+      <w:pPr>
+        <w:pStyle w:val="Normal"/>
+        <w:spacing w:before="0" w:beforeAutospacing="off" w:after="240" w:afterAutospacing="off"/>
+        <w:rPr>
+          <w:rFonts w:ascii="Aptos" w:hAnsi="Aptos" w:eastAsia="Aptos" w:cs="Aptos"/>
+          <w:noProof w:val="0"/>
+          <w:sz w:val="24"/>
+          <w:szCs w:val="24"/>
+          <w:lang w:val="en-US"/>
+        </w:rPr>
+      </w:pPr>
       <w:r>
         <w:rPr>
           <w:rFonts w:ascii="Aptos" w:hAnsi="Aptos" w:eastAsia="Aptos" w:cs="Aptos"/>
@@ -5042,7 +5055,7 @@
       </w:r>
       <w:r>
         <w:drawing>
-          <wp:inline wp14:editId="18D63139" wp14:anchorId="7BA0FCA4">
+          <wp:inline wp14:editId="792DEA3D" wp14:anchorId="7BA0FCA4">
             <wp:extent cx="6530633" cy="5251717"/>
             <wp:effectExtent l="0" t="0" r="0" b="0"/>
             <wp:docPr id="1432308146" name="drawing"/>
@@ -5125,7 +5138,7 @@
       </w:pPr>
       <w:r>
         <w:drawing>
-          <wp:inline wp14:editId="639440FD" wp14:anchorId="4D79B372">
+          <wp:inline wp14:editId="47A9DB82" wp14:anchorId="4D79B372">
             <wp:extent cx="6738671" cy="4501807"/>
             <wp:effectExtent l="0" t="0" r="0" b="0"/>
             <wp:docPr id="1505291631" name="drawing"/>
@@ -5171,7 +5184,7 @@
       </w:r>
       <w:r>
         <w:drawing>
-          <wp:inline wp14:editId="47B4FBE6" wp14:anchorId="531E69ED">
+          <wp:inline wp14:editId="27411D88" wp14:anchorId="531E69ED">
             <wp:extent cx="6770264" cy="4410075"/>
             <wp:effectExtent l="0" t="0" r="0" b="0"/>
             <wp:docPr id="2003567877" name="drawing"/>
@@ -5221,7 +5234,7 @@
       </w:pPr>
       <w:r>
         <w:drawing>
-          <wp:inline wp14:editId="7A2550D0" wp14:anchorId="5E281524">
+          <wp:inline wp14:editId="309905EE" wp14:anchorId="5E281524">
             <wp:extent cx="6858000" cy="5200650"/>
             <wp:effectExtent l="0" t="0" r="0" b="0"/>
             <wp:docPr id="387455434" name="drawing"/>
@@ -5353,7 +5366,7 @@
       </w:pPr>
       <w:r>
         <w:drawing>
-          <wp:inline wp14:editId="10C9027A" wp14:anchorId="756920D9">
+          <wp:inline wp14:editId="05DB2776" wp14:anchorId="756920D9">
             <wp:extent cx="6600825" cy="4153019"/>
             <wp:effectExtent l="0" t="0" r="0" b="0"/>
             <wp:docPr id="1744497690" name="drawing"/>
@@ -5403,7 +5416,7 @@
       </w:pPr>
       <w:r>
         <w:drawing>
-          <wp:inline wp14:editId="5E18A116" wp14:anchorId="15796068">
+          <wp:inline wp14:editId="2CA24551" wp14:anchorId="15796068">
             <wp:extent cx="6687615" cy="4486275"/>
             <wp:effectExtent l="0" t="0" r="0" b="0"/>
             <wp:docPr id="536320635" name="drawing"/>
@@ -5593,7 +5606,7 @@
       </w:r>
       <w:r>
         <w:drawing>
-          <wp:inline wp14:editId="4EA11488" wp14:anchorId="1BAB8D73">
+          <wp:inline wp14:editId="3BCEC700" wp14:anchorId="1BAB8D73">
             <wp:extent cx="1981200" cy="457200"/>
             <wp:effectExtent l="0" t="0" r="0" b="0"/>
             <wp:docPr id="805594793" name="drawing"/>
@@ -5719,7 +5732,7 @@
       </w:pPr>
       <w:r>
         <w:drawing>
-          <wp:inline wp14:editId="0236DB0F" wp14:anchorId="24042541">
+          <wp:inline wp14:editId="10135239" wp14:anchorId="24042541">
             <wp:extent cx="3200400" cy="866775"/>
             <wp:effectExtent l="0" t="0" r="0" b="0"/>
             <wp:docPr id="1784443886" name="drawing"/>
@@ -5883,7 +5896,7 @@
       </w:pPr>
       <w:r>
         <w:drawing>
-          <wp:inline wp14:editId="1FCFA59D" wp14:anchorId="57CD710C">
+          <wp:inline wp14:editId="20DF04DC" wp14:anchorId="57CD710C">
             <wp:extent cx="1600200" cy="466725"/>
             <wp:effectExtent l="0" t="0" r="0" b="0"/>
             <wp:docPr id="56752804" name="drawing"/>
@@ -5993,7 +6006,7 @@
       </w:pPr>
       <w:r>
         <w:drawing>
-          <wp:inline wp14:editId="1EAF38F6" wp14:anchorId="50957C70">
+          <wp:inline wp14:editId="3E051C18" wp14:anchorId="50957C70">
             <wp:extent cx="6858000" cy="3467100"/>
             <wp:effectExtent l="0" t="0" r="0" b="0"/>
             <wp:docPr id="654183891" name="drawing"/>
@@ -6221,7 +6234,7 @@
       </w:pPr>
       <w:r>
         <w:drawing>
-          <wp:inline wp14:editId="77269BDE" wp14:anchorId="0888A90B">
+          <wp:inline wp14:editId="2C458877" wp14:anchorId="0888A90B">
             <wp:extent cx="6858000" cy="1162050"/>
             <wp:effectExtent l="0" t="0" r="0" b="0"/>
             <wp:docPr id="1307433258" name="drawing"/>
@@ -6270,7 +6283,7 @@
       </w:pPr>
       <w:r>
         <w:drawing>
-          <wp:inline wp14:editId="45330AFA" wp14:anchorId="35465FB7">
+          <wp:inline wp14:editId="0383864D" wp14:anchorId="35465FB7">
             <wp:extent cx="6616308" cy="4171950"/>
             <wp:effectExtent l="0" t="0" r="0" b="0"/>
             <wp:docPr id="1899687357" name="drawing"/>
@@ -6359,7 +6372,7 @@
       </w:pPr>
       <w:r>
         <w:drawing>
-          <wp:inline wp14:editId="51953922" wp14:anchorId="2E373AF7">
+          <wp:inline wp14:editId="1350ACAB" wp14:anchorId="2E373AF7">
             <wp:extent cx="6858000" cy="4438650"/>
             <wp:effectExtent l="0" t="0" r="0" b="0"/>
             <wp:docPr id="79731475" name="drawing"/>
@@ -6596,6 +6609,59 @@
         <w:pStyle w:val="Normal"/>
         <w:spacing w:before="0" w:beforeAutospacing="off" w:after="240" w:afterAutospacing="off"/>
         <w:ind w:left="0"/>
+        <w:rPr>
+          <w:rFonts w:ascii="Aptos" w:hAnsi="Aptos" w:eastAsia="Aptos" w:cs="Aptos"/>
+          <w:noProof w:val="0"/>
+          <w:sz w:val="24"/>
+          <w:szCs w:val="24"/>
+          <w:lang w:val="en-US"/>
+        </w:rPr>
+      </w:pPr>
+      <w:r>
+        <w:rPr>
+          <w:noProof w:val="0"/>
+          <w:lang w:val="en-US"/>
+        </w:rPr>
+        <w:t xml:space="preserve"> This is in Gemini Chat session: </w:t>
+      </w:r>
+      <w:hyperlink r:id="Rcdd72c7aa7be4313">
+        <w:r>
+          <w:rPr>
+            <w:rStyle w:val="Hyperlink"/>
+            <w:noProof w:val="0"/>
+            <w:lang w:val="en-US"/>
+          </w:rPr>
+          <w:t>Black Hole "Turning Off" Explained - Google Gemini</w:t>
+        </w:r>
+      </w:hyperlink>
+    </w:p>
+    <w:p>
+      <w:pPr>
+        <w:pStyle w:val="Normal"/>
+        <w:spacing w:before="0" w:beforeAutospacing="off" w:after="240" w:afterAutospacing="off"/>
+        <w:ind w:left="0"/>
+        <w:rPr>
+          <w:noProof w:val="0"/>
+          <w:lang w:val="en-US"/>
+        </w:rPr>
+      </w:pPr>
+      <w:r>
+        <w:rPr>
+          <w:noProof w:val="0"/>
+          <w:lang w:val="en-US"/>
+        </w:rPr>
+        <w:t>Date: 5-22-26</w:t>
+      </w:r>
+    </w:p>
+    <w:p>
+      <w:pPr>
+        <w:pStyle w:val="Normal"/>
+        <w:spacing w:before="0" w:beforeAutospacing="off" w:after="240" w:afterAutospacing="off"/>
+        <w:ind w:left="0"/>
+        <w:rPr>
+          <w:noProof w:val="0"/>
+          <w:lang w:val="en-US"/>
+        </w:rPr>
       </w:pPr>
     </w:p>
     <w:sectPr>
@@ -8509,7 +8575,7 @@
     <w:next w:val="Normal"/>
     <w:unhideWhenUsed/>
     <w:qFormat/>
-    <w:rsid w:val="7E7C663D"/>
+    <w:rsid w:val="40A24FB8"/>
     <w:rPr>
       <w:rFonts w:ascii="Aptos Display" w:hAnsi="Aptos Display" w:eastAsia="" w:cs="" w:asciiTheme="majorAscii" w:hAnsiTheme="majorAscii" w:eastAsiaTheme="majorEastAsia" w:cstheme="majorBidi"/>
       <w:color w:val="0F4761" w:themeColor="accent1" w:themeTint="FF" w:themeShade="BF"/>
@@ -8530,7 +8596,7 @@
     <w:next w:val="Normal"/>
     <w:unhideWhenUsed/>
     <w:qFormat/>
-    <w:rsid w:val="7E7C663D"/>
+    <w:rsid w:val="40A24FB8"/>
     <w:rPr>
       <w:rFonts w:eastAsia="" w:cs="" w:eastAsiaTheme="majorEastAsia" w:cstheme="majorBidi"/>
       <w:color w:val="0F4761" w:themeColor="accent1" w:themeTint="FF" w:themeShade="BF"/>
@@ -8549,7 +8615,7 @@
     <w:name w:val="List Paragraph"/>
     <w:basedOn w:val="Normal"/>
     <w:qFormat/>
-    <w:rsid w:val="7E7C663D"/>
+    <w:rsid w:val="40A24FB8"/>
     <w:pPr>
       <w:spacing/>
       <w:ind w:left="720"/>
@@ -8563,7 +8629,7 @@
     <w:next w:val="Normal"/>
     <w:unhideWhenUsed/>
     <w:qFormat/>
-    <w:rsid w:val="7E7C663D"/>
+    <w:rsid w:val="40A24FB8"/>
     <w:rPr>
       <w:rFonts w:eastAsia="" w:cs="" w:eastAsiaTheme="majorEastAsia" w:cstheme="majorBidi"/>
       <w:i w:val="1"/>
@@ -8576,6 +8642,17 @@
       <w:spacing w:before="80" w:after="40"/>
       <w:outlineLvl w:val="3"/>
     </w:pPr>
+  </w:style>
+  <w:style w:type="character" w:styleId="Hyperlink">
+    <w:uiPriority w:val="99"/>
+    <w:name w:val="Hyperlink"/>
+    <w:basedOn w:val="DefaultParagraphFont"/>
+    <w:unhideWhenUsed/>
+    <w:rsid w:val="40A24FB8"/>
+    <w:rPr>
+      <w:color w:val="467886"/>
+      <w:u w:val="single"/>
+    </w:rPr>
   </w:style>
 </w:styles>
 </file>
